--- a/policies/aec/Acceptable-Use-Policy-AEC.docx
+++ b/policies/aec/Acceptable-Use-Policy-AEC.docx
@@ -550,40 +550,64 @@
         <w:t>AEC software licensing is complex and expensive. Don't share license credentials between employees, run concurrent sessions beyond what the firm's license allows, or install firm software on personal devices unless IT has explicitly approved it.</w:t>
       </w:r>
     </w:p>
+    <w:tbl>
+      <w:tblPr>
+        <w:jc w:val="center"/>
+        <w:tblLook w:firstColumn="1" w:firstRow="1" w:lastColumn="0" w:lastRow="0" w:noHBand="0" w:noVBand="1" w:val="04A0"/>
+        <w:tblW w:w="9360" w:type="dxa"/>
+      </w:tblPr>
+      <w:tblGrid>
+        <w:gridCol w:w="9360"/>
+      </w:tblGrid>
+      <w:tr>
+        <w:tc>
+          <w:tcPr>
+            <w:tcW w:type="dxa" w:w="9360"/>
+            <w:shd w:fill="E8F4E8" w:val="clear"/>
+            <w:tcBorders>
+              <w:left w:val="single" w:sz="24" w:space="0" w:color="2E7D32"/>
+              <w:top w:val="single" w:sz="4" w:space="0" w:color="E8F4E8"/>
+              <w:bottom w:val="single" w:sz="4" w:space="0" w:color="E8F4E8"/>
+              <w:right w:val="single" w:sz="4" w:space="0" w:color="E8F4E8"/>
+            </w:tcBorders>
+          </w:tcPr>
+          <w:p>
+            <w:pPr>
+              <w:spacing w:before="80" w:after="120"/>
+            </w:pPr>
+            <w:r>
+              <w:rPr>
+                <w:rFonts w:ascii="Arial" w:hAnsi="Arial"/>
+                <w:b/>
+                <w:i w:val="0"/>
+                <w:color w:val="2E7D32"/>
+                <w:sz w:val="21"/>
+              </w:rPr>
+              <w:t>Firm administrators</w:t>
+            </w:r>
+          </w:p>
+          <w:p>
+            <w:pPr>
+              <w:spacing w:before="40" w:after="40"/>
+            </w:pPr>
+            <w:r>
+              <w:rPr>
+                <w:rFonts w:ascii="Arial" w:hAnsi="Arial"/>
+                <w:b w:val="0"/>
+                <w:i w:val="0"/>
+                <w:color w:val="333333"/>
+                <w:sz w:val="20"/>
+              </w:rPr>
+              <w:t>List your specific license management rules here. Common items to address: floating vs. named licenses for ArchiCAD/Revit/AutoCAD, Adobe Creative Cloud seat assignments, Bluebeam license sharing policies, and how to request a temporary license for a subconsultant.</w:t>
+            </w:r>
+          </w:p>
+        </w:tc>
+      </w:tr>
+    </w:tbl>
     <w:p>
       <w:pPr>
-        <w:spacing w:before="120" w:after="120"/>
-        <w:ind w:left="360"/>
-      </w:pPr>
-      <w:r>
-        <w:rPr>
-          <w:rFonts w:ascii="Arial" w:hAnsi="Arial"/>
-          <w:b w:val="0"/>
-          <w:i/>
-          <w:color w:val="666666"/>
-          <w:sz w:val="20"/>
-        </w:rPr>
-      </w:r>
-      <w:r>
-        <w:rPr>
-          <w:rFonts w:ascii="Arial" w:hAnsi="Arial"/>
-          <w:b/>
-          <w:i w:val="0"/>
-          <w:color w:val="666666"/>
-          <w:sz w:val="20"/>
-        </w:rPr>
-        <w:t>Firms:</w:t>
-      </w:r>
-      <w:r>
-        <w:rPr>
-          <w:rFonts w:ascii="Arial" w:hAnsi="Arial"/>
-          <w:b w:val="0"/>
-          <w:i/>
-          <w:color w:val="666666"/>
-          <w:sz w:val="20"/>
-        </w:rPr>
-        <w:t xml:space="preserve"> List your specific license management rules here. Common items to address: floating vs. named licenses for ArchiCAD/Revit/AutoCAD, Adobe Creative Cloud seat assignments, Bluebeam license sharing policies, and how to request a temporary license for a subconsultant.</w:t>
-      </w:r>
+        <w:spacing w:before="40" w:after="40"/>
+      </w:pPr>
     </w:p>
     <w:p>
       <w:pPr>
@@ -657,40 +681,64 @@
         <w:t>Large BIM models, point clouds, and rendering assets should be stored according to the firm's BIM management plan — don't create duplicate copies outside the approved system.</w:t>
       </w:r>
     </w:p>
+    <w:tbl>
+      <w:tblPr>
+        <w:jc w:val="center"/>
+        <w:tblLook w:firstColumn="1" w:firstRow="1" w:lastColumn="0" w:lastRow="0" w:noHBand="0" w:noVBand="1" w:val="04A0"/>
+        <w:tblW w:w="9360" w:type="dxa"/>
+      </w:tblPr>
+      <w:tblGrid>
+        <w:gridCol w:w="9360"/>
+      </w:tblGrid>
+      <w:tr>
+        <w:tc>
+          <w:tcPr>
+            <w:tcW w:type="dxa" w:w="9360"/>
+            <w:shd w:fill="E8F4E8" w:val="clear"/>
+            <w:tcBorders>
+              <w:left w:val="single" w:sz="24" w:space="0" w:color="2E7D32"/>
+              <w:top w:val="single" w:sz="4" w:space="0" w:color="E8F4E8"/>
+              <w:bottom w:val="single" w:sz="4" w:space="0" w:color="E8F4E8"/>
+              <w:right w:val="single" w:sz="4" w:space="0" w:color="E8F4E8"/>
+            </w:tcBorders>
+          </w:tcPr>
+          <w:p>
+            <w:pPr>
+              <w:spacing w:before="80" w:after="120"/>
+            </w:pPr>
+            <w:r>
+              <w:rPr>
+                <w:rFonts w:ascii="Arial" w:hAnsi="Arial"/>
+                <w:b/>
+                <w:i w:val="0"/>
+                <w:color w:val="2E7D32"/>
+                <w:sz w:val="21"/>
+              </w:rPr>
+              <w:t>Firm administrators</w:t>
+            </w:r>
+          </w:p>
+          <w:p>
+            <w:pPr>
+              <w:spacing w:before="40" w:after="40"/>
+            </w:pPr>
+            <w:r>
+              <w:rPr>
+                <w:rFonts w:ascii="Arial" w:hAnsi="Arial"/>
+                <w:b w:val="0"/>
+                <w:i w:val="0"/>
+                <w:color w:val="333333"/>
+                <w:sz w:val="20"/>
+              </w:rPr>
+              <w:t>Specify your approved file storage and collaboration platforms here (e.g., "All project files must be stored in [BIM 360 / Autodesk Docs / SharePoint / firm file server]. Bluebeam Studio sessions are approved for document review. Personal cloud storage is not approved for project data.")</w:t>
+            </w:r>
+          </w:p>
+        </w:tc>
+      </w:tr>
+    </w:tbl>
     <w:p>
       <w:pPr>
-        <w:spacing w:before="120" w:after="120"/>
-        <w:ind w:left="360"/>
-      </w:pPr>
-      <w:r>
-        <w:rPr>
-          <w:rFonts w:ascii="Arial" w:hAnsi="Arial"/>
-          <w:b w:val="0"/>
-          <w:i/>
-          <w:color w:val="666666"/>
-          <w:sz w:val="20"/>
-        </w:rPr>
-      </w:r>
-      <w:r>
-        <w:rPr>
-          <w:rFonts w:ascii="Arial" w:hAnsi="Arial"/>
-          <w:b/>
-          <w:i w:val="0"/>
-          <w:color w:val="666666"/>
-          <w:sz w:val="20"/>
-        </w:rPr>
-        <w:t>Firms:</w:t>
-      </w:r>
-      <w:r>
-        <w:rPr>
-          <w:rFonts w:ascii="Arial" w:hAnsi="Arial"/>
-          <w:b w:val="0"/>
-          <w:i/>
-          <w:color w:val="666666"/>
-          <w:sz w:val="20"/>
-        </w:rPr>
-        <w:t xml:space="preserve"> Specify your approved file storage and collaboration platforms here (e.g., "All project files must be stored in [BIM 360 / Autodesk Docs / SharePoint / firm file server]. Bluebeam Studio sessions are approved for document review. Personal cloud storage is not approved for project data.")</w:t>
-      </w:r>
+        <w:spacing w:before="40" w:after="40"/>
+      </w:pPr>
     </w:p>
     <w:p>
       <w:pPr>
@@ -1264,40 +1312,64 @@
         <w:t>When disposing of old equipment, IT will handle secure data wiping. Don't donate, sell, or throw away firm devices without going through IT.</w:t>
       </w:r>
     </w:p>
+    <w:tbl>
+      <w:tblPr>
+        <w:jc w:val="center"/>
+        <w:tblLook w:firstColumn="1" w:firstRow="1" w:lastColumn="0" w:lastRow="0" w:noHBand="0" w:noVBand="1" w:val="04A0"/>
+        <w:tblW w:w="9360" w:type="dxa"/>
+      </w:tblPr>
+      <w:tblGrid>
+        <w:gridCol w:w="9360"/>
+      </w:tblGrid>
+      <w:tr>
+        <w:tc>
+          <w:tcPr>
+            <w:tcW w:type="dxa" w:w="9360"/>
+            <w:shd w:fill="E8F4E8" w:val="clear"/>
+            <w:tcBorders>
+              <w:left w:val="single" w:sz="24" w:space="0" w:color="2E7D32"/>
+              <w:top w:val="single" w:sz="4" w:space="0" w:color="E8F4E8"/>
+              <w:bottom w:val="single" w:sz="4" w:space="0" w:color="E8F4E8"/>
+              <w:right w:val="single" w:sz="4" w:space="0" w:color="E8F4E8"/>
+            </w:tcBorders>
+          </w:tcPr>
+          <w:p>
+            <w:pPr>
+              <w:spacing w:before="80" w:after="120"/>
+            </w:pPr>
+            <w:r>
+              <w:rPr>
+                <w:rFonts w:ascii="Arial" w:hAnsi="Arial"/>
+                <w:b/>
+                <w:i w:val="0"/>
+                <w:color w:val="2E7D32"/>
+                <w:sz w:val="21"/>
+              </w:rPr>
+              <w:t>Firm administrators</w:t>
+            </w:r>
+          </w:p>
+          <w:p>
+            <w:pPr>
+              <w:spacing w:before="40" w:after="40"/>
+            </w:pPr>
+            <w:r>
+              <w:rPr>
+                <w:rFonts w:ascii="Arial" w:hAnsi="Arial"/>
+                <w:b w:val="0"/>
+                <w:i w:val="0"/>
+                <w:color w:val="333333"/>
+                <w:sz w:val="20"/>
+              </w:rPr>
+              <w:t>Specify your data retention requirements here, especially for project records, stamped/sealed documents, and correspondence. Many states have specific retention requirements for architectural and engineering records.</w:t>
+            </w:r>
+          </w:p>
+        </w:tc>
+      </w:tr>
+    </w:tbl>
     <w:p>
       <w:pPr>
-        <w:spacing w:before="120" w:after="120"/>
-        <w:ind w:left="360"/>
-      </w:pPr>
-      <w:r>
-        <w:rPr>
-          <w:rFonts w:ascii="Arial" w:hAnsi="Arial"/>
-          <w:b w:val="0"/>
-          <w:i/>
-          <w:color w:val="666666"/>
-          <w:sz w:val="20"/>
-        </w:rPr>
-      </w:r>
-      <w:r>
-        <w:rPr>
-          <w:rFonts w:ascii="Arial" w:hAnsi="Arial"/>
-          <w:b/>
-          <w:i w:val="0"/>
-          <w:color w:val="666666"/>
-          <w:sz w:val="20"/>
-        </w:rPr>
-        <w:t>Firms:</w:t>
-      </w:r>
-      <w:r>
-        <w:rPr>
-          <w:rFonts w:ascii="Arial" w:hAnsi="Arial"/>
-          <w:b w:val="0"/>
-          <w:i/>
-          <w:color w:val="666666"/>
-          <w:sz w:val="20"/>
-        </w:rPr>
-        <w:t xml:space="preserve"> Specify your data retention requirements here, especially for project records, stamped/sealed documents, and correspondence. Many states have specific retention requirements for architectural and engineering records.</w:t>
-      </w:r>
+        <w:spacing w:before="40" w:after="40"/>
+      </w:pPr>
     </w:p>
     <w:p>
       <w:pPr>
@@ -1539,40 +1611,64 @@
         <w:t>Don't try to investigate or fix security issues on your own. Don't wait until you're "sure" something is wrong. Early reporting prevents small problems from becoming big ones.</w:t>
       </w:r>
     </w:p>
+    <w:tbl>
+      <w:tblPr>
+        <w:jc w:val="center"/>
+        <w:tblLook w:firstColumn="1" w:firstRow="1" w:lastColumn="0" w:lastRow="0" w:noHBand="0" w:noVBand="1" w:val="04A0"/>
+        <w:tblW w:w="9360" w:type="dxa"/>
+      </w:tblPr>
+      <w:tblGrid>
+        <w:gridCol w:w="9360"/>
+      </w:tblGrid>
+      <w:tr>
+        <w:tc>
+          <w:tcPr>
+            <w:tcW w:type="dxa" w:w="9360"/>
+            <w:shd w:fill="E8F4E8" w:val="clear"/>
+            <w:tcBorders>
+              <w:left w:val="single" w:sz="24" w:space="0" w:color="2E7D32"/>
+              <w:top w:val="single" w:sz="4" w:space="0" w:color="E8F4E8"/>
+              <w:bottom w:val="single" w:sz="4" w:space="0" w:color="E8F4E8"/>
+              <w:right w:val="single" w:sz="4" w:space="0" w:color="E8F4E8"/>
+            </w:tcBorders>
+          </w:tcPr>
+          <w:p>
+            <w:pPr>
+              <w:spacing w:before="80" w:after="120"/>
+            </w:pPr>
+            <w:r>
+              <w:rPr>
+                <w:rFonts w:ascii="Arial" w:hAnsi="Arial"/>
+                <w:b/>
+                <w:i w:val="0"/>
+                <w:color w:val="2E7D32"/>
+                <w:sz w:val="21"/>
+              </w:rPr>
+              <w:t>Firm administrators</w:t>
+            </w:r>
+          </w:p>
+          <w:p>
+            <w:pPr>
+              <w:spacing w:before="40" w:after="40"/>
+            </w:pPr>
+            <w:r>
+              <w:rPr>
+                <w:rFonts w:ascii="Arial" w:hAnsi="Arial"/>
+                <w:b w:val="0"/>
+                <w:i w:val="0"/>
+                <w:color w:val="333333"/>
+                <w:sz w:val="20"/>
+              </w:rPr>
+              <w:t>Insert your actual IT contact method and expected response time above.</w:t>
+            </w:r>
+          </w:p>
+        </w:tc>
+      </w:tr>
+    </w:tbl>
     <w:p>
       <w:pPr>
-        <w:spacing w:before="120" w:after="120"/>
-        <w:ind w:left="360"/>
-      </w:pPr>
-      <w:r>
-        <w:rPr>
-          <w:rFonts w:ascii="Arial" w:hAnsi="Arial"/>
-          <w:b w:val="0"/>
-          <w:i/>
-          <w:color w:val="666666"/>
-          <w:sz w:val="20"/>
-        </w:rPr>
-      </w:r>
-      <w:r>
-        <w:rPr>
-          <w:rFonts w:ascii="Arial" w:hAnsi="Arial"/>
-          <w:b/>
-          <w:i w:val="0"/>
-          <w:color w:val="666666"/>
-          <w:sz w:val="20"/>
-        </w:rPr>
-        <w:t>Firms:</w:t>
-      </w:r>
-      <w:r>
-        <w:rPr>
-          <w:rFonts w:ascii="Arial" w:hAnsi="Arial"/>
-          <w:b w:val="0"/>
-          <w:i/>
-          <w:color w:val="666666"/>
-          <w:sz w:val="20"/>
-        </w:rPr>
-        <w:t xml:space="preserve"> Insert your actual IT contact method and expected response time above.</w:t>
-      </w:r>
+        <w:spacing w:before="40" w:after="40"/>
+      </w:pPr>
     </w:p>
     <w:p>
       <w:pPr>

--- a/policies/aec/Acceptable-Use-Policy-AEC.docx
+++ b/policies/aec/Acceptable-Use-Policy-AEC.docx
@@ -323,7 +323,7 @@
         <w:pStyle w:val="Heading3"/>
       </w:pPr>
       <w:r>
-        <w:t>4.1 — General Principles</w:t>
+        <w:t>4.1 General Principles</w:t>
       </w:r>
     </w:p>
     <w:p>
@@ -411,7 +411,7 @@
         <w:pStyle w:val="Heading3"/>
       </w:pPr>
       <w:r>
-        <w:t>4.2 — Email and Communication</w:t>
+        <w:t>4.2 Email and Communication</w:t>
       </w:r>
     </w:p>
     <w:p>
@@ -499,7 +499,7 @@
         <w:pStyle w:val="Heading3"/>
       </w:pPr>
       <w:r>
-        <w:t>4.3 — Software and Licensing</w:t>
+        <w:t>4.3 Software and Licensing</w:t>
       </w:r>
     </w:p>
     <w:p>
@@ -614,7 +614,7 @@
         <w:pStyle w:val="Heading3"/>
       </w:pPr>
       <w:r>
-        <w:t>4.4 — Cloud Storage and File Management</w:t>
+        <w:t>4.4 Cloud Storage and File Management</w:t>
       </w:r>
     </w:p>
     <w:p>
@@ -745,7 +745,7 @@
         <w:pStyle w:val="Heading3"/>
       </w:pPr>
       <w:r>
-        <w:t>4.5 — Printing and Plotting</w:t>
+        <w:t>4.5 Printing and Plotting</w:t>
       </w:r>
     </w:p>
     <w:p>
@@ -1134,7 +1134,7 @@
         <w:pStyle w:val="Heading3"/>
       </w:pPr>
       <w:r>
-        <w:t>6.1 — Client and Project Data</w:t>
+        <w:t>6.1 Client and Project Data</w:t>
       </w:r>
     </w:p>
     <w:p>
@@ -1221,7 +1221,7 @@
         <w:pStyle w:val="Heading3"/>
       </w:pPr>
       <w:r>
-        <w:t>6.2 — Removable Media</w:t>
+        <w:t>6.2 Removable Media</w:t>
       </w:r>
     </w:p>
     <w:p>
@@ -1277,7 +1277,7 @@
         <w:pStyle w:val="Heading3"/>
       </w:pPr>
       <w:r>
-        <w:t>6.3 — Data Retention and Disposal</w:t>
+        <w:t>6.3 Data Retention and Disposal</w:t>
       </w:r>
     </w:p>
     <w:p>
